--- a/4. RESULTADOS/03_primer_eslabon_medidas/T06_errores_agrupados_sector.docx
+++ b/4. RESULTADOS/03_primer_eslabon_medidas/T06_errores_agrupados_sector.docx
@@ -432,7 +432,7 @@
                 <w:szCs w:val="22"/>
                 <w:color w:val="000000"/>
               </w:rPr>
-              <w:t xml:space="preserve">0.0298</w:t>
+              <w:t xml:space="preserve">0.0287</w:t>
             </w:r>
           </w:p>
         </w:tc>
@@ -487,7 +487,7 @@
                 <w:szCs w:val="22"/>
                 <w:color w:val="000000"/>
               </w:rPr>
-              <w:t xml:space="preserve">0.0083</w:t>
+              <w:t xml:space="preserve">0.0073</w:t>
             </w:r>
           </w:p>
         </w:tc>
@@ -542,7 +542,7 @@
                 <w:szCs w:val="22"/>
                 <w:color w:val="000000"/>
               </w:rPr>
-              <w:t xml:space="preserve">0.0005</w:t>
+              <w:t xml:space="preserve">0.0001</w:t>
             </w:r>
           </w:p>
         </w:tc>
@@ -712,7 +712,7 @@
                 <w:szCs w:val="22"/>
                 <w:color w:val="000000"/>
               </w:rPr>
-              <w:t xml:space="preserve">0.0019</w:t>
+              <w:t xml:space="preserve">0.0017</w:t>
             </w:r>
           </w:p>
         </w:tc>
@@ -767,7 +767,7 @@
                 <w:szCs w:val="22"/>
                 <w:color w:val="000000"/>
               </w:rPr>
-              <w:t xml:space="preserve">0.0049</w:t>
+              <w:t xml:space="preserve">0.0048</w:t>
             </w:r>
           </w:p>
         </w:tc>
@@ -822,7 +822,7 @@
                 <w:szCs w:val="22"/>
                 <w:color w:val="000000"/>
               </w:rPr>
-              <w:t xml:space="preserve">0.6937</w:t>
+              <w:t xml:space="preserve">0.7263</w:t>
             </w:r>
           </w:p>
         </w:tc>
@@ -992,7 +992,7 @@
                 <w:szCs w:val="22"/>
                 <w:color w:val="000000"/>
               </w:rPr>
-              <w:t xml:space="preserve">0.0356</w:t>
+              <w:t xml:space="preserve">0.0309</w:t>
             </w:r>
           </w:p>
         </w:tc>
@@ -1047,7 +1047,7 @@
                 <w:szCs w:val="22"/>
                 <w:color w:val="000000"/>
               </w:rPr>
-              <w:t xml:space="preserve">0.0070</w:t>
+              <w:t xml:space="preserve">0.0059</w:t>
             </w:r>
           </w:p>
         </w:tc>
@@ -1272,7 +1272,7 @@
                 <w:szCs w:val="22"/>
                 <w:color w:val="000000"/>
               </w:rPr>
-              <w:t xml:space="preserve">0.0346</w:t>
+              <w:t xml:space="preserve">0.0319</w:t>
             </w:r>
           </w:p>
         </w:tc>
@@ -1327,7 +1327,7 @@
                 <w:szCs w:val="22"/>
                 <w:color w:val="000000"/>
               </w:rPr>
-              <w:t xml:space="preserve">0.0071</w:t>
+              <w:t xml:space="preserve">0.0058</w:t>
             </w:r>
           </w:p>
         </w:tc>
@@ -1552,7 +1552,7 @@
                 <w:szCs w:val="22"/>
                 <w:color w:val="000000"/>
               </w:rPr>
-              <w:t xml:space="preserve">0.0960</w:t>
+              <w:t xml:space="preserve">0.0904</w:t>
             </w:r>
           </w:p>
         </w:tc>
@@ -1607,7 +1607,7 @@
                 <w:szCs w:val="22"/>
                 <w:color w:val="000000"/>
               </w:rPr>
-              <w:t xml:space="preserve">0.0085</w:t>
+              <w:t xml:space="preserve">0.0061</w:t>
             </w:r>
           </w:p>
         </w:tc>
